--- a/task119/golden/external_review_placement_2027-28.docx
+++ b/task119/golden/external_review_placement_2027-28.docx
@@ -133,7 +133,7 @@
           <w:i w:val="0"/>
           <w:sz w:val="20"/>
         </w:rPr>
-        <w:t>The engagement is judged on the deaths its reviewers confirm as avoidable because of problems in the reviewed trust's own care, and the terms of reference count a trust's decisions about the use of its own beds and staff as part of that care (WRHB/26/097, sections 3 and 4). The placement rests on the latest four complete quarters, July 2025 to June 2026 (section 5).</w:t>
+        <w:t>The engagement is judged on the deaths its reviewers confirm as avoidable because of problems in the reviewed trust's own care (WRHB/26/097, section 3). Section 4 sets the test: a death counts where, at any time while the patient waited, the trust's own level 3 unit had a staffed bed with no patient in it that was the trust's to use, or admitted another of the trust's own patients. A bed the network bed bureau has allocated to a transfer is the network's to use. The placement rests on the latest four complete quarters, July 2025 to June 2026 (section 5).</w:t>
       </w:r>
     </w:p>
     <w:p>
@@ -187,7 +187,7 @@
           <w:i w:val="0"/>
           <w:sz w:val="20"/>
         </w:rPr>
-        <w:t>Those beds were staffed and empty, kept by Stennock for its own elective patients while its own emergency patient waited for a bed. Keeping a bed for a planned patient of its own is the trust's decision about the use of its own beds, and no bed bureau was involved. Under the methodology note every one of those 27 deaths therefore falls inside Stennock's own care, and they are the deaths a review can examine and confirm.</w:t>
+        <w:t>Those beds were staffed and had no patient in them, and with no bed bureau allocation involved they were Stennock's to use. Stennock was keeping them for its own elective patients while its own emergency patient waited. Under the section 4 test every one of those 27 deaths therefore falls inside Stennock's own care, and they are the deaths a review can examine and confirm.</w:t>
       </w:r>
     </w:p>
     <w:p>
@@ -380,7 +380,7 @@
                 <w:b w:val="0"/>
                 <w:sz w:val="17"/>
               </w:rPr>
-              <w:t>Beds in its own unit kept empty for Stennock's planned surgical patients, not yet out of theatre recovery, through each wait</w:t>
+              <w:t>Staffed beds with no patient in them when each wait began, kept for Stennock's planned surgical patients still in theatre recovery</w:t>
             </w:r>
           </w:p>
         </w:tc>
@@ -966,7 +966,7 @@
           <w:i w:val="0"/>
           <w:sz w:val="20"/>
         </w:rPr>
-        <w:t>Ristenholm's unit gave beds to other patients during the waits behind 35 of its 44 deaths in the placement year, many of them planned transfers, which can read as Ristenholm putting other patients first. Every one of those patients was referred by a trust without level 3 beds, and the network's bed bureau allocates the bed for each transfer between trusts, so those waits are the network's capacity rather than Ristenholm's own decisions. Brackenford's morning returns show empty beds most days, which is what the network manager has in mind, but its unit was full at every hour of each of its long waits, all of which began in the evening.</w:t>
+        <w:t>Ristenholm's unit gave beds to other patients during the waits behind 35 of its 44 deaths in the placement year, many of them planned transfers, which can read as Ristenholm putting other patients first. Every one of those patients was referred by a trust without level 3 beds and placed on a bed the network's bed bureau allocated, which section 4 makes the network's to use rather than Ristenholm's, so those waits are network capacity and not Ristenholm's own care. Brackenford's morning returns show empty beds most days, which is what the network manager has in mind, but the test looks at the beds while each patient waited, and its unit was full at every hour of each of its long waits, all of which began in the evening.</w:t>
       </w:r>
     </w:p>
     <w:p>
